--- a/交付_20260809_补充扫描规划专利/01_申请文件/A_权利要求书_代理人审阅稿.docx
+++ b/交付_20260809_补充扫描规划专利/01_申请文件/A_权利要求书_代理人审阅稿.docx
@@ -142,7 +142,7 @@
         <w:rPr>
           <w:rFonts w:ascii="SimSun" w:hAnsi="SimSun" w:eastAsia="SimSun"/>
         </w:rPr>
-        <w:t>S4，依据规划用遮挡模型，计算各候选补充扫描站位对各表面分块的可见性，并依据所述可见性与所述任务分数确定各候选补充扫描站位的价值；所述规划用遮挡模型的初始内容为所述设计建筑信息模型的表面；</w:t>
+        <w:t>S4，依据规划用遮挡模型，计算各候选补充扫描站位对各表面分块的可见性；依据所述可见性以及该候选补充扫描站位相对于该表面分块的观测质量，确定该候选补充扫描站位对该表面分块的覆盖成功概率；并依据所述覆盖成功概率与所述任务分数确定各候选补充扫描站位的价值；所述规划用遮挡模型的初始内容为所述设计建筑信息模型的表面；</w:t>
       </w:r>
     </w:p>
     <w:p>
@@ -166,7 +166,7 @@
         <w:rPr>
           <w:rFonts w:ascii="SimSun" w:hAnsi="SimSun" w:eastAsia="SimSun"/>
         </w:rPr>
-        <w:t>S6，基于所述待执行站位，按照预设执行规则，自满足所述剩余可通行路径代价预算的候选补充扫描站位中确定本轮执行的站位，其中所述待执行站位作为优先选择集合；移动至所述本轮执行的站位并获取新增点云；</w:t>
+        <w:t>S6，基于所述待执行站位，按照预设执行规则，自其可通行路径代价不大于所述剩余可通行路径代价预算的候选补充扫描站位（以下简称满足剩余预算的候选站位）中确定本轮执行的站位，其中所述待执行站位作为优先选择集合；移动至所述本轮执行的站位并获取新增点云；</w:t>
       </w:r>
     </w:p>
     <w:p>
@@ -190,7 +190,19 @@
         <w:rPr>
           <w:rFonts w:ascii="SimSun" w:hAnsi="SimSun" w:eastAsia="SimSun"/>
         </w:rPr>
-        <w:t>S8，将所述体素化所得的体素并入所述规划用遮挡模型，且不为所述体素建立与任何表面分块的归属关系；根据所述新增点云是否满足所述预设更新条件，以所述新增点云更新所述缺口证据或者保持所述缺口证据不变；自所述剩余可通行路径代价预算中扣减本轮消耗的可通行路径代价；并在所述剩余可通行路径代价预算允许且仍存在缺口的表面分块时，以更新后的规划用遮挡模型与缺口证据重新执行 S3 至 S7。</w:t>
+        <w:t>S8，当所述新增点云满足所述预设更新条件时，将 S7 中体素化所得的体素并入所述规划用遮挡模型，且不为所述体素建立与任何表面分块的归属关系，并以所述新增点云更新所述缺口证据；当所述新增点云不满足所述预设更新条件时，所述规划用遮挡模型与所述缺口证据均保持不变；</w:t>
+      </w:r>
+    </w:p>
+    <w:p>
+      <w:pPr>
+        <w:spacing w:after="80"/>
+        <w:jc w:val="both"/>
+      </w:pPr>
+      <w:r>
+        <w:rPr>
+          <w:rFonts w:ascii="SimSun" w:hAnsi="SimSun" w:eastAsia="SimSun"/>
+        </w:rPr>
+        <w:t>自所述剩余可通行路径代价预算中扣减本轮消耗的可通行路径代价；并在所述剩余可通行路径代价预算允许且仍存在缺口的表面分块时，以更新后的规划用遮挡模型与缺口证据重新执行 S3 至 S7。</w:t>
       </w:r>
     </w:p>
     <w:p>
@@ -221,7 +233,7 @@
         <w:rPr>
           <w:rFonts w:ascii="SimSun" w:hAnsi="SimSun" w:eastAsia="SimSun"/>
         </w:rPr>
-        <w:t>优先自所述待执行站位中取满足所述剩余可通行路径代价预算者；当所述待执行站位中不存在满足所述剩余可通行路径代价预算者时，自全部满足所述剩余可通行路径代价预算的候选补充扫描站位中，取价值最高者作为本轮执行的站位。</w:t>
+        <w:t>优先自所述待执行站位中取属于所述满足剩余预算的候选站位者；当所述待执行站位中不存在属于所述满足剩余预算的候选站位者时，自全部所述满足剩余预算的候选站位中，取价值最高者作为本轮执行的站位。</w:t>
       </w:r>
     </w:p>
     <w:p>
@@ -252,7 +264,7 @@
         <w:rPr>
           <w:rFonts w:ascii="SimSun" w:hAnsi="SimSun" w:eastAsia="SimSun"/>
         </w:rPr>
-        <w:t>先自所述优先选择集合中取出满足所述剩余可通行路径代价预算者，构成可排序站位；再对所述可排序站位进行路线排序，生成一条经过所述可排序站位的开环路线；并将所述开环路线中的首个站位确定为本轮执行的站位。</w:t>
+        <w:t>先自所述优先选择集合中取出属于所述满足剩余预算的候选站位者，构成可排序站位；再对所述可排序站位进行路线排序，生成一条经过所述可排序站位的开环路线；并将所述开环路线中的首个站位确定为本轮执行的站位。</w:t>
       </w:r>
     </w:p>
     <w:p>
@@ -283,7 +295,7 @@
         <w:rPr>
           <w:rFonts w:ascii="SimSun" w:hAnsi="SimSun" w:eastAsia="SimSun"/>
         </w:rPr>
-        <w:t>以各表面分块的覆盖成功概率、任务分数及面积构造关于站位集合的集合收益函数；对每一候选补充扫描站位，以将该候选补充扫描站位加入当前已选站位集合前后所述集合收益函数的增量作为该候选补充扫描站位的边际收益，以该候选补充扫描站位的所述可通行路径代价与单站作业耗时折算的等效路径代价之和作为该候选补充扫描站位的等效成本，按所述边际收益与所述等效成本之比由大至小依次选取；</w:t>
+        <w:t>以 S4 所得的各表面分块的所述覆盖成功概率、以及所述任务分数与各表面分块的面积，构造关于站位集合的集合收益函数；对每一候选补充扫描站位，以将该候选补充扫描站位加入当前已选站位集合前后所述集合收益函数的增量作为该候选补充扫描站位的边际收益，以该候选补充扫描站位的所述可通行路径代价与单站作业耗时折算的等效路径代价之和作为该候选补充扫描站位的等效成本，按所述边际收益与所述等效成本之比由大至小依次选取；</w:t>
       </w:r>
     </w:p>
     <w:p>
@@ -295,7 +307,7 @@
         <w:rPr>
           <w:rFonts w:ascii="SimSun" w:hAnsi="SimSun" w:eastAsia="SimSun"/>
         </w:rPr>
-        <w:t>且所述预设执行规则为：将所述依次选取中最先被选取的、且满足所述剩余可通行路径代价预算的站位确定为本轮执行的站位。</w:t>
+        <w:t>且所述预设执行规则为：将所述依次选取中最先被选取的、且属于所述满足剩余预算的候选站位者确定为本轮执行的站位。</w:t>
       </w:r>
     </w:p>
     <w:p>
@@ -326,7 +338,7 @@
         <w:rPr>
           <w:rFonts w:ascii="SimSun" w:hAnsi="SimSun" w:eastAsia="SimSun"/>
         </w:rPr>
-        <w:t>对所述优先选择集合中满足所述剩余可通行路径代价预算者，分别确定其收益增量与其所述可通行路径代价；将所述收益增量除以本轮各该站位的收益增量的最大值，得到归一收益项；将所述可通行路径代价除以本轮各该站位的可通行路径代价的最大值，得到归一路径项；并将使所述归一收益项与所述归一路径项的加权差最大的站位确定为本轮执行的站位。</w:t>
+        <w:t>对所述优先选择集合中属于所述满足剩余预算的候选站位者，分别确定其收益增量与其所述可通行路径代价；所述收益增量为以该候选补充扫描站位作为本轮执行站位时，相对于当前覆盖状态所新增获得的表面分块覆盖收益，由各缺口表面分块的任务分数、面积与该候选补充扫描站位对该表面分块的覆盖成功概率之积求和得到；将所述收益增量除以本轮各该站位的收益增量的最大值，得到归一收益项；将所述可通行路径代价除以本轮各该站位的可通行路径代价的最大值，得到归一路径项；并将使所述归一收益项与所述归一路径项的加权差最大的站位确定为本轮执行的站位。</w:t>
       </w:r>
     </w:p>
     <w:p>
@@ -509,7 +521,382 @@
           <w:color w:val="000000"/>
           <w:sz w:val="27"/>
         </w:rPr>
-        <w:t>附：本稿相对上一版的修改（第六轮，逻辑修复）</w:t>
+        <w:t>附：本稿相对上一版的修改（第七轮，交付前收口）</w:t>
+      </w:r>
+    </w:p>
+    <w:tbl>
+      <w:tblPr>
+        <w:tblStyle w:val="TableGrid"/>
+        <w:tblW w:type="auto" w:w="0"/>
+        <w:jc w:val="center"/>
+        <w:tblLook w:firstColumn="1" w:firstRow="1" w:lastColumn="0" w:lastRow="0" w:noHBand="0" w:noVBand="1" w:val="04A0"/>
+      </w:tblPr>
+      <w:tblGrid>
+        <w:gridCol w:w="2880"/>
+        <w:gridCol w:w="2880"/>
+        <w:gridCol w:w="2880"/>
+      </w:tblGrid>
+      <w:tr>
+        <w:tc>
+          <w:tcPr>
+            <w:tcW w:type="dxa" w:w="2880"/>
+          </w:tcPr>
+          <w:p>
+            <w:pPr>
+              <w:spacing w:before="20" w:after="20"/>
+            </w:pPr>
+            <w:r>
+              <w:rPr>
+                <w:rFonts w:ascii="SimSun" w:hAnsi="SimSun" w:eastAsia="SimSun"/>
+                <w:b/>
+                <w:sz w:val="17"/>
+              </w:rPr>
+              <w:t>项</w:t>
+            </w:r>
+          </w:p>
+        </w:tc>
+        <w:tc>
+          <w:tcPr>
+            <w:tcW w:type="dxa" w:w="2880"/>
+          </w:tcPr>
+          <w:p>
+            <w:pPr>
+              <w:spacing w:before="20" w:after="20"/>
+            </w:pPr>
+            <w:r>
+              <w:rPr>
+                <w:rFonts w:ascii="SimSun" w:hAnsi="SimSun" w:eastAsia="SimSun"/>
+                <w:b/>
+                <w:sz w:val="17"/>
+              </w:rPr>
+              <w:t>上一版的问题</w:t>
+            </w:r>
+          </w:p>
+        </w:tc>
+        <w:tc>
+          <w:tcPr>
+            <w:tcW w:type="dxa" w:w="2880"/>
+          </w:tcPr>
+          <w:p>
+            <w:pPr>
+              <w:spacing w:before="20" w:after="20"/>
+            </w:pPr>
+            <w:r>
+              <w:rPr>
+                <w:rFonts w:ascii="SimSun" w:hAnsi="SimSun" w:eastAsia="SimSun"/>
+                <w:b/>
+                <w:sz w:val="17"/>
+              </w:rPr>
+              <w:t>本版的处理</w:t>
+            </w:r>
+          </w:p>
+        </w:tc>
+      </w:tr>
+      <w:tr>
+        <w:tc>
+          <w:tcPr>
+            <w:tcW w:type="dxa" w:w="2880"/>
+          </w:tcPr>
+          <w:p>
+            <w:pPr>
+              <w:spacing w:before="20" w:after="20"/>
+            </w:pPr>
+            <w:r>
+              <w:rPr>
+                <w:rFonts w:ascii="SimSun" w:hAnsi="SimSun" w:eastAsia="SimSun"/>
+                <w:b/>
+                <w:sz w:val="17"/>
+              </w:rPr>
+              <w:t>1. 权 1 S7→S8 的条件分支错误</w:t>
+            </w:r>
+          </w:p>
+        </w:tc>
+        <w:tc>
+          <w:tcPr>
+            <w:tcW w:type="dxa" w:w="2880"/>
+          </w:tcPr>
+          <w:p>
+            <w:pPr>
+              <w:spacing w:before="20" w:after="20"/>
+            </w:pPr>
+            <w:r>
+              <w:rPr>
+                <w:rFonts w:ascii="SimSun" w:hAnsi="SimSun" w:eastAsia="SimSun"/>
+                <w:sz w:val="17"/>
+              </w:rPr>
+              <w:t>S7 以"满足预设更新条件"为前提，S8 却</w:t>
+            </w:r>
+            <w:r>
+              <w:rPr>
+                <w:rFonts w:ascii="SimSun" w:hAnsi="SimSun" w:eastAsia="SimSun"/>
+                <w:b/>
+                <w:sz w:val="17"/>
+              </w:rPr>
+              <w:t>无条件</w:t>
+            </w:r>
+            <w:r>
+              <w:rPr>
+                <w:rFonts w:ascii="SimSun" w:hAnsi="SimSun" w:eastAsia="SimSun"/>
+                <w:sz w:val="17"/>
+              </w:rPr>
+              <w:t>要求"将所述体素化所得的体素并入"——不满足条件时该体素根本不存在</w:t>
+            </w:r>
+          </w:p>
+        </w:tc>
+        <w:tc>
+          <w:tcPr>
+            <w:tcW w:type="dxa" w:w="2880"/>
+          </w:tcPr>
+          <w:p>
+            <w:pPr>
+              <w:spacing w:before="20" w:after="20"/>
+            </w:pPr>
+            <w:r>
+              <w:rPr>
+                <w:rFonts w:ascii="SimSun" w:hAnsi="SimSun" w:eastAsia="SimSun"/>
+                <w:sz w:val="17"/>
+              </w:rPr>
+              <w:t>S8 改为完整的二分：</w:t>
+            </w:r>
+            <w:r>
+              <w:rPr>
+                <w:rFonts w:ascii="SimSun" w:hAnsi="SimSun" w:eastAsia="SimSun"/>
+                <w:b/>
+                <w:sz w:val="17"/>
+              </w:rPr>
+              <w:t>当满足时</w:t>
+            </w:r>
+            <w:r>
+              <w:rPr>
+                <w:rFonts w:ascii="SimSun" w:hAnsi="SimSun" w:eastAsia="SimSun"/>
+                <w:sz w:val="17"/>
+              </w:rPr>
+              <w:t>并入体素并更新缺口证据；</w:t>
+            </w:r>
+            <w:r>
+              <w:rPr>
+                <w:rFonts w:ascii="SimSun" w:hAnsi="SimSun" w:eastAsia="SimSun"/>
+                <w:b/>
+                <w:sz w:val="17"/>
+              </w:rPr>
+              <w:t>当不满足时</w:t>
+            </w:r>
+            <w:r>
+              <w:rPr>
+                <w:rFonts w:ascii="SimSun" w:hAnsi="SimSun" w:eastAsia="SimSun"/>
+                <w:sz w:val="17"/>
+              </w:rPr>
+              <w:t>遮挡模型与缺口证据均保持不变</w:t>
+            </w:r>
+          </w:p>
+        </w:tc>
+      </w:tr>
+      <w:tr>
+        <w:tc>
+          <w:tcPr>
+            <w:tcW w:type="dxa" w:w="2880"/>
+          </w:tcPr>
+          <w:p>
+            <w:pPr>
+              <w:spacing w:before="20" w:after="20"/>
+            </w:pPr>
+            <w:r>
+              <w:rPr>
+                <w:rFonts w:ascii="SimSun" w:hAnsi="SimSun" w:eastAsia="SimSun"/>
+                <w:b/>
+                <w:sz w:val="17"/>
+              </w:rPr>
+              <w:t>2. "覆盖成功概率"突然出现</w:t>
+            </w:r>
+          </w:p>
+        </w:tc>
+        <w:tc>
+          <w:tcPr>
+            <w:tcW w:type="dxa" w:w="2880"/>
+          </w:tcPr>
+          <w:p>
+            <w:pPr>
+              <w:spacing w:before="20" w:after="20"/>
+            </w:pPr>
+            <w:r>
+              <w:rPr>
+                <w:rFonts w:ascii="SimSun" w:hAnsi="SimSun" w:eastAsia="SimSun"/>
+                <w:sz w:val="17"/>
+              </w:rPr>
+              <w:t>权 4 使用该名词，而权 1 S4 只产生"可见性"与"价值"</w:t>
+            </w:r>
+          </w:p>
+        </w:tc>
+        <w:tc>
+          <w:tcPr>
+            <w:tcW w:type="dxa" w:w="2880"/>
+          </w:tcPr>
+          <w:p>
+            <w:pPr>
+              <w:spacing w:before="20" w:after="20"/>
+            </w:pPr>
+            <w:r>
+              <w:rPr>
+                <w:rFonts w:ascii="SimSun" w:hAnsi="SimSun" w:eastAsia="SimSun"/>
+                <w:sz w:val="17"/>
+              </w:rPr>
+              <w:t>权 1 S4 增加上位输出：依据可见性与"候选站位相对于表面分块的观测质量"确定</w:t>
+            </w:r>
+            <w:r>
+              <w:rPr>
+                <w:rFonts w:ascii="SimSun" w:hAnsi="SimSun" w:eastAsia="SimSun"/>
+                <w:b/>
+                <w:sz w:val="17"/>
+              </w:rPr>
+              <w:t>覆盖成功概率</w:t>
+            </w:r>
+            <w:r>
+              <w:rPr>
+                <w:rFonts w:ascii="SimSun" w:hAnsi="SimSun" w:eastAsia="SimSun"/>
+                <w:sz w:val="17"/>
+              </w:rPr>
+              <w:t>，再由其与任务分数确定价值</w:t>
+            </w:r>
+          </w:p>
+        </w:tc>
+      </w:tr>
+      <w:tr>
+        <w:tc>
+          <w:tcPr>
+            <w:tcW w:type="dxa" w:w="2880"/>
+          </w:tcPr>
+          <w:p>
+            <w:pPr>
+              <w:spacing w:before="20" w:after="20"/>
+            </w:pPr>
+            <w:r>
+              <w:rPr>
+                <w:rFonts w:ascii="SimSun" w:hAnsi="SimSun" w:eastAsia="SimSun"/>
+                <w:b/>
+                <w:sz w:val="17"/>
+              </w:rPr>
+              <w:t>3. 权 5 的"收益增量"无定义</w:t>
+            </w:r>
+          </w:p>
+        </w:tc>
+        <w:tc>
+          <w:tcPr>
+            <w:tcW w:type="dxa" w:w="2880"/>
+          </w:tcPr>
+          <w:p>
+            <w:pPr>
+              <w:spacing w:before="20" w:after="20"/>
+            </w:pPr>
+            <w:r>
+              <w:rPr>
+                <w:rFonts w:ascii="SimSun" w:hAnsi="SimSun" w:eastAsia="SimSun"/>
+                <w:sz w:val="17"/>
+              </w:rPr>
+              <w:t>权 5 不引用权 4，其"收益增量"无来源</w:t>
+            </w:r>
+          </w:p>
+        </w:tc>
+        <w:tc>
+          <w:tcPr>
+            <w:tcW w:type="dxa" w:w="2880"/>
+          </w:tcPr>
+          <w:p>
+            <w:pPr>
+              <w:spacing w:before="20" w:after="20"/>
+            </w:pPr>
+            <w:r>
+              <w:rPr>
+                <w:rFonts w:ascii="SimSun" w:hAnsi="SimSun" w:eastAsia="SimSun"/>
+                <w:sz w:val="17"/>
+              </w:rPr>
+              <w:t>依代码实际行为定义：以该候选作为本轮执行站位时</w:t>
+            </w:r>
+            <w:r>
+              <w:rPr>
+                <w:rFonts w:ascii="SimSun" w:hAnsi="SimSun" w:eastAsia="SimSun"/>
+                <w:b/>
+                <w:sz w:val="17"/>
+              </w:rPr>
+              <w:t>相对当前覆盖状态</w:t>
+            </w:r>
+            <w:r>
+              <w:rPr>
+                <w:rFonts w:ascii="SimSun" w:hAnsi="SimSun" w:eastAsia="SimSun"/>
+                <w:sz w:val="17"/>
+              </w:rPr>
+              <w:t>新增获得的覆盖收益，由各缺口分块的任务分数、面积与覆盖成功概率之积求和</w:t>
+            </w:r>
+          </w:p>
+        </w:tc>
+      </w:tr>
+      <w:tr>
+        <w:tc>
+          <w:tcPr>
+            <w:tcW w:type="dxa" w:w="2880"/>
+          </w:tcPr>
+          <w:p>
+            <w:pPr>
+              <w:spacing w:before="20" w:after="20"/>
+            </w:pPr>
+            <w:r>
+              <w:rPr>
+                <w:rFonts w:ascii="SimSun" w:hAnsi="SimSun" w:eastAsia="SimSun"/>
+                <w:b/>
+                <w:sz w:val="17"/>
+              </w:rPr>
+              <w:t>4. "满足预算"是缩写</w:t>
+            </w:r>
+          </w:p>
+        </w:tc>
+        <w:tc>
+          <w:tcPr>
+            <w:tcW w:type="dxa" w:w="2880"/>
+          </w:tcPr>
+          <w:p>
+            <w:pPr>
+              <w:spacing w:before="20" w:after="20"/>
+            </w:pPr>
+            <w:r>
+              <w:rPr>
+                <w:rFonts w:ascii="SimSun" w:hAnsi="SimSun" w:eastAsia="SimSun"/>
+                <w:sz w:val="17"/>
+              </w:rPr>
+              <w:t>未定义何为"满足所述剩余预算的候选站位"</w:t>
+            </w:r>
+          </w:p>
+        </w:tc>
+        <w:tc>
+          <w:tcPr>
+            <w:tcW w:type="dxa" w:w="2880"/>
+          </w:tcPr>
+          <w:p>
+            <w:pPr>
+              <w:spacing w:before="20" w:after="20"/>
+            </w:pPr>
+            <w:r>
+              <w:rPr>
+                <w:rFonts w:ascii="SimSun" w:hAnsi="SimSun" w:eastAsia="SimSun"/>
+                <w:sz w:val="17"/>
+              </w:rPr>
+              <w:t>权 1 S6 首次出现处给出机械定义："其可通行路径代价不大于所述剩余可通行路径代价预算的候选补充扫描站位（以下简称满足剩余预算的候选站位）"</w:t>
+            </w:r>
+          </w:p>
+        </w:tc>
+      </w:tr>
+    </w:tbl>
+    <w:p/>
+    <w:p>
+      <w:pPr>
+        <w:pStyle w:val="Heading2"/>
+        <w:spacing w:before="200" w:after="80"/>
+      </w:pPr>
+      <w:r>
+        <w:rPr>
+          <w:rFonts w:ascii="SimHei" w:hAnsi="SimHei" w:eastAsia="SimHei"/>
+          <w:color w:val="000000"/>
+          <w:sz w:val="27"/>
+        </w:rPr>
+        <w:t>附：第六轮的修改（逻辑修复）</w:t>
       </w:r>
     </w:p>
     <w:tbl>

--- a/交付_20260809_补充扫描规划专利/01_申请文件/A_权利要求书_代理人审阅稿.docx
+++ b/交付_20260809_补充扫描规划专利/01_申请文件/A_权利要求书_代理人审阅稿.docx
@@ -106,7 +106,7 @@
         <w:rPr>
           <w:rFonts w:ascii="SimSun" w:hAnsi="SimSun" w:eastAsia="SimSun"/>
         </w:rPr>
-        <w:t>S1，依据设计建筑信息模型与已采集点云，确定所述设计建筑信息模型的表面分块的缺口证据与任务分数；</w:t>
+        <w:t>S1，依据设计建筑信息模型与已采集点云，确定所述设计建筑信息模型的表面分块的缺口证据与任务分数，并依据所述缺口证据自所述表面分块中确定缺口表面分块；</w:t>
       </w:r>
     </w:p>
     <w:p>
@@ -202,7 +202,7 @@
         <w:rPr>
           <w:rFonts w:ascii="SimSun" w:hAnsi="SimSun" w:eastAsia="SimSun"/>
         </w:rPr>
-        <w:t>自所述剩余可通行路径代价预算中扣减本轮消耗的可通行路径代价；并在所述剩余可通行路径代价预算允许且仍存在缺口的表面分块时，以更新后的规划用遮挡模型与缺口证据重新执行 S3 至 S7。</w:t>
+        <w:t>自所述剩余可通行路径代价预算中扣减本轮消耗的可通行路径代价；并在所述剩余可通行路径代价预算允许且仍存在所述缺口表面分块时，以更新后的规划用遮挡模型与缺口证据重新执行 S3 至 S7。</w:t>
       </w:r>
     </w:p>
     <w:p>
@@ -357,7 +357,7 @@
         <w:rPr>
           <w:rFonts w:ascii="SimSun" w:hAnsi="SimSun" w:eastAsia="SimSun"/>
         </w:rPr>
-        <w:t xml:space="preserve"> 根据权利要求 1 所述的方法，其特征在于，S3 中生成所述候选补充扫描站位之前，先将所述表面分块按其所属构件分组，每一构件取不超过预设条数的表面分块构成目标分块集合，且所述目标分块集合的容量随所述设计建筑信息模型中构件的数量缩放；所述候选补充扫描站位依据所述目标分块集合中各表面分块的位置与法向生成。</w:t>
+        <w:t xml:space="preserve"> 根据权利要求 1 所述的方法，其特征在于，S3 中生成所述候选补充扫描站位之前，先将所述缺口表面分块按其所属构件分组，每一构件取不超过预设条数的缺口表面分块构成目标分块集合，且所述目标分块集合的容量随所述设计建筑信息模型中构件的数量缩放；不存在缺口表面分块的构件不参与所述分组；所述候选补充扫描站位依据所述目标分块集合中各缺口表面分块的位置与法向生成。</w:t>
       </w:r>
     </w:p>
     <w:p>
@@ -395,7 +395,7 @@
         <w:rPr>
           <w:rFonts w:ascii="SimSun" w:hAnsi="SimSun" w:eastAsia="SimSun"/>
         </w:rPr>
-        <w:t xml:space="preserve"> 根据权利要求 1 所述的方法，其特征在于，S3 中通过自所述当前位姿在所述可通行空间上作一次单源最短路求解，一次性获得自所述当前位姿至所述可通行空间内全部位置的可通行路径代价，并据以确定各候选补充扫描站位的所述可通行路径代价。</w:t>
+        <w:t xml:space="preserve"> 根据权利要求 1 所述的方法，其特征在于，S3 中通过自所述当前位置在所述可通行空间上作一次单源最短路求解，一次性获得自所述当前位置至所述可通行空间内全部位置的可通行路径代价，并据以确定各候选补充扫描站位的所述可通行路径代价。</w:t>
       </w:r>
     </w:p>
     <w:p>
@@ -879,6 +879,114 @@
                 <w:sz w:val="17"/>
               </w:rPr>
               <w:t>权 1 S6 首次出现处给出机械定义："其可通行路径代价不大于所述剩余可通行路径代价预算的候选补充扫描站位（以下简称满足剩余预算的候选站位）"</w:t>
+            </w:r>
+          </w:p>
+        </w:tc>
+      </w:tr>
+      <w:tr>
+        <w:tc>
+          <w:tcPr>
+            <w:tcW w:type="dxa" w:w="2880"/>
+          </w:tcPr>
+          <w:p>
+            <w:pPr>
+              <w:spacing w:before="20" w:after="20"/>
+            </w:pPr>
+            <w:r>
+              <w:rPr>
+                <w:rFonts w:ascii="SimSun" w:hAnsi="SimSun" w:eastAsia="SimSun"/>
+                <w:b/>
+                <w:sz w:val="17"/>
+              </w:rPr>
+              <w:t>5. "缺口表面分块"无引用基础</w:t>
+            </w:r>
+          </w:p>
+        </w:tc>
+        <w:tc>
+          <w:tcPr>
+            <w:tcW w:type="dxa" w:w="2880"/>
+          </w:tcPr>
+          <w:p>
+            <w:pPr>
+              <w:spacing w:before="20" w:after="20"/>
+            </w:pPr>
+            <w:r>
+              <w:rPr>
+                <w:rFonts w:ascii="SimSun" w:hAnsi="SimSun" w:eastAsia="SimSun"/>
+                <w:sz w:val="17"/>
+              </w:rPr>
+              <w:t>权 5 与 S8 使用该名词，权 1 S1 却只产生"缺口证据与任务分数"</w:t>
+            </w:r>
+          </w:p>
+        </w:tc>
+        <w:tc>
+          <w:tcPr>
+            <w:tcW w:type="dxa" w:w="2880"/>
+          </w:tcPr>
+          <w:p>
+            <w:pPr>
+              <w:spacing w:before="20" w:after="20"/>
+            </w:pPr>
+            <w:r>
+              <w:rPr>
+                <w:rFonts w:ascii="SimSun" w:hAnsi="SimSun" w:eastAsia="SimSun"/>
+                <w:sz w:val="17"/>
+              </w:rPr>
+              <w:t>权 1 S1 末尾增加"并依据所述缺口证据自所述表面分块中确定缺口表面分块"；权 6 的分组范围相应限定到缺口表面分块，并写明"不存在缺口表面分块的构件不参与分组"，与说明书 S1(e) 及图 6 一致</w:t>
+            </w:r>
+          </w:p>
+        </w:tc>
+      </w:tr>
+      <w:tr>
+        <w:tc>
+          <w:tcPr>
+            <w:tcW w:type="dxa" w:w="2880"/>
+          </w:tcPr>
+          <w:p>
+            <w:pPr>
+              <w:spacing w:before="20" w:after="20"/>
+            </w:pPr>
+            <w:r>
+              <w:rPr>
+                <w:rFonts w:ascii="SimSun" w:hAnsi="SimSun" w:eastAsia="SimSun"/>
+                <w:b/>
+                <w:sz w:val="17"/>
+              </w:rPr>
+              <w:t>6. "当前位姿"与说明书不一致</w:t>
+            </w:r>
+          </w:p>
+        </w:tc>
+        <w:tc>
+          <w:tcPr>
+            <w:tcW w:type="dxa" w:w="2880"/>
+          </w:tcPr>
+          <w:p>
+            <w:pPr>
+              <w:spacing w:before="20" w:after="20"/>
+            </w:pPr>
+            <w:r>
+              <w:rPr>
+                <w:rFonts w:ascii="SimSun" w:hAnsi="SimSun" w:eastAsia="SimSun"/>
+                <w:sz w:val="17"/>
+              </w:rPr>
+              <w:t>说明书已改为"当前位置"并说明姿态不参与路径计算与候选评估</w:t>
+            </w:r>
+          </w:p>
+        </w:tc>
+        <w:tc>
+          <w:tcPr>
+            <w:tcW w:type="dxa" w:w="2880"/>
+          </w:tcPr>
+          <w:p>
+            <w:pPr>
+              <w:spacing w:before="20" w:after="20"/>
+            </w:pPr>
+            <w:r>
+              <w:rPr>
+                <w:rFonts w:ascii="SimSun" w:hAnsi="SimSun" w:eastAsia="SimSun"/>
+                <w:sz w:val="17"/>
+              </w:rPr>
+              <w:t>权 1 S3 与权 8 统一改为"当前位置"</w:t>
             </w:r>
           </w:p>
         </w:tc>

--- a/交付_20260809_补充扫描规划专利/01_申请文件/A_权利要求书_代理人审阅稿.docx
+++ b/交付_20260809_补充扫描规划专利/01_申请文件/A_权利要求书_代理人审阅稿.docx
@@ -190,7 +190,7 @@
         <w:rPr>
           <w:rFonts w:ascii="SimSun" w:hAnsi="SimSun" w:eastAsia="SimSun"/>
         </w:rPr>
-        <w:t>S8，当所述新增点云满足所述预设更新条件时，将 S7 中体素化所得的体素并入所述规划用遮挡模型，且不为所述体素建立与任何表面分块的归属关系，并以所述新增点云更新所述缺口证据；当所述新增点云不满足所述预设更新条件时，所述规划用遮挡模型与所述缺口证据均保持不变；</w:t>
+        <w:t>S8，当所述新增点云满足所述预设更新条件时，将 S7 中体素化所得的体素并入所述规划用遮挡模型，且不为所述体素建立与任何表面分块的归属关系；并以所述新增点云更新所述缺口证据，根据更新后的缺口证据更新所述任务分数，并重新确定所述缺口表面分块；当所述新增点云不满足所述预设更新条件时，所述规划用遮挡模型、所述缺口证据、所述任务分数与所述缺口表面分块均保持不变；</w:t>
       </w:r>
     </w:p>
     <w:p>
@@ -202,7 +202,7 @@
         <w:rPr>
           <w:rFonts w:ascii="SimSun" w:hAnsi="SimSun" w:eastAsia="SimSun"/>
         </w:rPr>
-        <w:t>自所述剩余可通行路径代价预算中扣减本轮消耗的可通行路径代价；并在所述剩余可通行路径代价预算允许且仍存在所述缺口表面分块时，以更新后的规划用遮挡模型与缺口证据重新执行 S3 至 S7。</w:t>
+        <w:t>自所述剩余可通行路径代价预算中扣减本轮消耗的可通行路径代价；并在所述剩余可通行路径代价预算允许且重新确定后仍存在所述缺口表面分块时，以更新后的规划用遮挡模型、缺口证据、任务分数与缺口表面分块重新执行 S3 至 S7。</w:t>
       </w:r>
     </w:p>
     <w:p>
@@ -357,7 +357,7 @@
         <w:rPr>
           <w:rFonts w:ascii="SimSun" w:hAnsi="SimSun" w:eastAsia="SimSun"/>
         </w:rPr>
-        <w:t xml:space="preserve"> 根据权利要求 1 所述的方法，其特征在于，S3 中生成所述候选补充扫描站位之前，先将所述缺口表面分块按其所属构件分组，每一构件取不超过预设条数的缺口表面分块构成目标分块集合，且所述目标分块集合的容量随所述设计建筑信息模型中构件的数量缩放；不存在缺口表面分块的构件不参与所述分组；所述候选补充扫描站位依据所述目标分块集合中各缺口表面分块的位置与法向生成。</w:t>
+        <w:t xml:space="preserve"> 根据权利要求 1 所述的方法，其特征在于，S3 中生成所述候选补充扫描站位之前，先将所述缺口表面分块按其所属构件分组，每一构件取不超过预设条数的缺口表面分块构成目标分块集合，且所述目标分块集合的容量随所述设计建筑信息模型中构件的数量缩放；不存在缺口表面分块的构件不参与所述分组；所述候选补充扫描站位中的至少一部分依据所述目标分块集合中各缺口表面分块的位置与法向生成。</w:t>
       </w:r>
     </w:p>
     <w:p>
@@ -521,7 +521,283 @@
           <w:color w:val="000000"/>
           <w:sz w:val="27"/>
         </w:rPr>
-        <w:t>附：本稿相对上一版的修改（第七轮，交付前收口）</w:t>
+        <w:t>附：本稿相对上一版的修改（第八轮，闭环补全）</w:t>
+      </w:r>
+    </w:p>
+    <w:tbl>
+      <w:tblPr>
+        <w:tblStyle w:val="TableGrid"/>
+        <w:tblW w:type="auto" w:w="0"/>
+        <w:jc w:val="center"/>
+        <w:tblLook w:firstColumn="1" w:firstRow="1" w:lastColumn="0" w:lastRow="0" w:noHBand="0" w:noVBand="1" w:val="04A0"/>
+      </w:tblPr>
+      <w:tblGrid>
+        <w:gridCol w:w="2880"/>
+        <w:gridCol w:w="2880"/>
+        <w:gridCol w:w="2880"/>
+      </w:tblGrid>
+      <w:tr>
+        <w:tc>
+          <w:tcPr>
+            <w:tcW w:type="dxa" w:w="2880"/>
+          </w:tcPr>
+          <w:p>
+            <w:pPr>
+              <w:spacing w:before="20" w:after="20"/>
+            </w:pPr>
+            <w:r>
+              <w:rPr>
+                <w:rFonts w:ascii="SimSun" w:hAnsi="SimSun" w:eastAsia="SimSun"/>
+                <w:b/>
+                <w:sz w:val="17"/>
+              </w:rPr>
+              <w:t>项</w:t>
+            </w:r>
+          </w:p>
+        </w:tc>
+        <w:tc>
+          <w:tcPr>
+            <w:tcW w:type="dxa" w:w="2880"/>
+          </w:tcPr>
+          <w:p>
+            <w:pPr>
+              <w:spacing w:before="20" w:after="20"/>
+            </w:pPr>
+            <w:r>
+              <w:rPr>
+                <w:rFonts w:ascii="SimSun" w:hAnsi="SimSun" w:eastAsia="SimSun"/>
+                <w:b/>
+                <w:sz w:val="17"/>
+              </w:rPr>
+              <w:t>上一版的问题</w:t>
+            </w:r>
+          </w:p>
+        </w:tc>
+        <w:tc>
+          <w:tcPr>
+            <w:tcW w:type="dxa" w:w="2880"/>
+          </w:tcPr>
+          <w:p>
+            <w:pPr>
+              <w:spacing w:before="20" w:after="20"/>
+            </w:pPr>
+            <w:r>
+              <w:rPr>
+                <w:rFonts w:ascii="SimSun" w:hAnsi="SimSun" w:eastAsia="SimSun"/>
+                <w:b/>
+                <w:sz w:val="17"/>
+              </w:rPr>
+              <w:t>本版的处理</w:t>
+            </w:r>
+          </w:p>
+        </w:tc>
+      </w:tr>
+      <w:tr>
+        <w:tc>
+          <w:tcPr>
+            <w:tcW w:type="dxa" w:w="2880"/>
+          </w:tcPr>
+          <w:p>
+            <w:pPr>
+              <w:spacing w:before="20" w:after="20"/>
+            </w:pPr>
+            <w:r>
+              <w:rPr>
+                <w:rFonts w:ascii="SimSun" w:hAnsi="SimSun" w:eastAsia="SimSun"/>
+                <w:b/>
+                <w:sz w:val="17"/>
+              </w:rPr>
+              <w:t>1. S8 的闭环差最后半步</w:t>
+            </w:r>
+          </w:p>
+        </w:tc>
+        <w:tc>
+          <w:tcPr>
+            <w:tcW w:type="dxa" w:w="2880"/>
+          </w:tcPr>
+          <w:p>
+            <w:pPr>
+              <w:spacing w:before="20" w:after="20"/>
+            </w:pPr>
+            <w:r>
+              <w:rPr>
+                <w:rFonts w:ascii="SimSun" w:hAnsi="SimSun" w:eastAsia="SimSun"/>
+                <w:sz w:val="17"/>
+              </w:rPr>
+              <w:t>S1 产生缺口证据、任务分数与缺口表面分块三个状态，S8 却只更新缺口证据，随后直接用"仍存在缺口表面分块"作循环条件</w:t>
+            </w:r>
+          </w:p>
+        </w:tc>
+        <w:tc>
+          <w:tcPr>
+            <w:tcW w:type="dxa" w:w="2880"/>
+          </w:tcPr>
+          <w:p>
+            <w:pPr>
+              <w:spacing w:before="20" w:after="20"/>
+            </w:pPr>
+            <w:r>
+              <w:rPr>
+                <w:rFonts w:ascii="SimSun" w:hAnsi="SimSun" w:eastAsia="SimSun"/>
+                <w:sz w:val="17"/>
+              </w:rPr>
+              <w:t>S8 补齐："以所述新增点云更新所述缺口证据，</w:t>
+            </w:r>
+            <w:r>
+              <w:rPr>
+                <w:rFonts w:ascii="SimSun" w:hAnsi="SimSun" w:eastAsia="SimSun"/>
+                <w:b/>
+                <w:sz w:val="17"/>
+              </w:rPr>
+              <w:t>根据更新后的缺口证据更新所述任务分数，并重新确定所述缺口表面分块</w:t>
+            </w:r>
+            <w:r>
+              <w:rPr>
+                <w:rFonts w:ascii="SimSun" w:hAnsi="SimSun" w:eastAsia="SimSun"/>
+                <w:sz w:val="17"/>
+              </w:rPr>
+              <w:t>"；不满足更新条件时四者均保持不变；循环条件改为"重新确定后仍存在"</w:t>
+            </w:r>
+          </w:p>
+        </w:tc>
+      </w:tr>
+      <w:tr>
+        <w:tc>
+          <w:tcPr>
+            <w:tcW w:type="dxa" w:w="2880"/>
+          </w:tcPr>
+          <w:p>
+            <w:pPr>
+              <w:spacing w:before="20" w:after="20"/>
+            </w:pPr>
+            <w:r>
+              <w:rPr>
+                <w:rFonts w:ascii="SimSun" w:hAnsi="SimSun" w:eastAsia="SimSun"/>
+                <w:b/>
+                <w:sz w:val="17"/>
+              </w:rPr>
+              <w:t>2. "当前位姿"未改净</w:t>
+            </w:r>
+          </w:p>
+        </w:tc>
+        <w:tc>
+          <w:tcPr>
+            <w:tcW w:type="dxa" w:w="2880"/>
+          </w:tcPr>
+          <w:p>
+            <w:pPr>
+              <w:spacing w:before="20" w:after="20"/>
+            </w:pPr>
+            <w:r>
+              <w:rPr>
+                <w:rFonts w:ascii="SimSun" w:hAnsi="SimSun" w:eastAsia="SimSun"/>
+                <w:sz w:val="17"/>
+              </w:rPr>
+              <w:t>权 8 已改，权 1 S3 仍写"当前位姿"，与本表上一轮的声明自相矛盾</w:t>
+            </w:r>
+          </w:p>
+        </w:tc>
+        <w:tc>
+          <w:tcPr>
+            <w:tcW w:type="dxa" w:w="2880"/>
+          </w:tcPr>
+          <w:p>
+            <w:pPr>
+              <w:spacing w:before="20" w:after="20"/>
+            </w:pPr>
+            <w:r>
+              <w:rPr>
+                <w:rFonts w:ascii="SimSun" w:hAnsi="SimSun" w:eastAsia="SimSun"/>
+                <w:sz w:val="17"/>
+              </w:rPr>
+              <w:t>权 1 S3 已改为"当前位置"</w:t>
+            </w:r>
+          </w:p>
+        </w:tc>
+      </w:tr>
+      <w:tr>
+        <w:tc>
+          <w:tcPr>
+            <w:tcW w:type="dxa" w:w="2880"/>
+          </w:tcPr>
+          <w:p>
+            <w:pPr>
+              <w:spacing w:before="20" w:after="20"/>
+            </w:pPr>
+            <w:r>
+              <w:rPr>
+                <w:rFonts w:ascii="SimSun" w:hAnsi="SimSun" w:eastAsia="SimSun"/>
+                <w:b/>
+                <w:sz w:val="17"/>
+              </w:rPr>
+              <w:t>3. 权 6 看似要求全部候选来自目标分块</w:t>
+            </w:r>
+          </w:p>
+        </w:tc>
+        <w:tc>
+          <w:tcPr>
+            <w:tcW w:type="dxa" w:w="2880"/>
+          </w:tcPr>
+          <w:p>
+            <w:pPr>
+              <w:spacing w:before="20" w:after="20"/>
+            </w:pPr>
+            <w:r>
+              <w:rPr>
+                <w:rFonts w:ascii="SimSun" w:hAnsi="SimSun" w:eastAsia="SimSun"/>
+                <w:sz w:val="17"/>
+              </w:rPr>
+              <w:t>说明书另有一类自由栅格节点候选</w:t>
+            </w:r>
+          </w:p>
+        </w:tc>
+        <w:tc>
+          <w:tcPr>
+            <w:tcW w:type="dxa" w:w="2880"/>
+          </w:tcPr>
+          <w:p>
+            <w:pPr>
+              <w:spacing w:before="20" w:after="20"/>
+            </w:pPr>
+            <w:r>
+              <w:rPr>
+                <w:rFonts w:ascii="SimSun" w:hAnsi="SimSun" w:eastAsia="SimSun"/>
+                <w:sz w:val="17"/>
+              </w:rPr>
+              <w:t>改为"所述候选补充扫描站位中的</w:t>
+            </w:r>
+            <w:r>
+              <w:rPr>
+                <w:rFonts w:ascii="SimSun" w:hAnsi="SimSun" w:eastAsia="SimSun"/>
+                <w:b/>
+                <w:sz w:val="17"/>
+              </w:rPr>
+              <w:t>至少一部分</w:t>
+            </w:r>
+            <w:r>
+              <w:rPr>
+                <w:rFonts w:ascii="SimSun" w:hAnsi="SimSun" w:eastAsia="SimSun"/>
+                <w:sz w:val="17"/>
+              </w:rPr>
+              <w:t>依据……生成"</w:t>
+            </w:r>
+          </w:p>
+        </w:tc>
+      </w:tr>
+    </w:tbl>
+    <w:p/>
+    <w:p>
+      <w:pPr>
+        <w:pStyle w:val="Heading2"/>
+        <w:spacing w:before="200" w:after="80"/>
+      </w:pPr>
+      <w:r>
+        <w:rPr>
+          <w:rFonts w:ascii="SimHei" w:hAnsi="SimHei" w:eastAsia="SimHei"/>
+          <w:color w:val="000000"/>
+          <w:sz w:val="27"/>
+        </w:rPr>
+        <w:t>附：第七轮的修改（交付前收口）</w:t>
       </w:r>
     </w:p>
     <w:tbl>

--- a/交付_20260809_补充扫描规划专利/01_申请文件/A_权利要求书_代理人审阅稿.docx
+++ b/交付_20260809_补充扫描规划专利/01_申请文件/A_权利要求书_代理人审阅稿.docx
@@ -130,7 +130,7 @@
         <w:rPr>
           <w:rFonts w:ascii="SimSun" w:hAnsi="SimSun" w:eastAsia="SimSun"/>
         </w:rPr>
-        <w:t>S3，依据所述缺口证据，在所述可通行空间内生成多个候选补充扫描站位，并确定自当前位姿至各候选补充扫描站位的可通行路径代价；</w:t>
+        <w:t>S3，依据所述缺口证据，在所述可通行空间内生成多个候选补充扫描站位，并确定自当前位置至各候选补充扫描站位的可通行路径代价；</w:t>
       </w:r>
     </w:p>
     <w:p>
@@ -338,7 +338,20 @@
         <w:rPr>
           <w:rFonts w:ascii="SimSun" w:hAnsi="SimSun" w:eastAsia="SimSun"/>
         </w:rPr>
-        <w:t>对所述优先选择集合中属于所述满足剩余预算的候选站位者，分别确定其收益增量与其所述可通行路径代价；所述收益增量为以该候选补充扫描站位作为本轮执行站位时，相对于当前覆盖状态所新增获得的表面分块覆盖收益，由各缺口表面分块的任务分数、面积与该候选补充扫描站位对该表面分块的覆盖成功概率之积求和得到；将所述收益增量除以本轮各该站位的收益增量的最大值，得到归一收益项；将所述可通行路径代价除以本轮各该站位的可通行路径代价的最大值，得到归一路径项；并将使所述归一收益项与所述归一路径项的加权差最大的站位确定为本轮执行的站位。</w:t>
+        <w:t>对所述优先选择集合中属于所述满足剩余预算的候选站位者，分别确定其收益增量与其所述可通行路径代价；所述收益增量为以该候选补充扫描站位作为本轮执行站位时，相对于当前覆盖状态所新增获得的表面分块覆盖收益，由各缺口表面分块的任务分数、面积与该候选补充扫描站位对该表面分块的覆盖成功概率之积求和得到；将所述收益增量除以本轮各该站位的收益增量的最大值，得到归一收益项；将所述可通行路径代价除以本轮各该站位的可通行路径代价的最大值，得到归一路径项；</w:t>
+      </w:r>
+      <w:r>
+        <w:rPr>
+          <w:rFonts w:ascii="SimSun" w:hAnsi="SimSun" w:eastAsia="SimSun"/>
+          <w:b/>
+        </w:rPr>
+        <w:t>当相应最大值为 0 时，将对应归一项确定为 0</w:t>
+      </w:r>
+      <w:r>
+        <w:rPr>
+          <w:rFonts w:ascii="SimSun" w:hAnsi="SimSun" w:eastAsia="SimSun"/>
+        </w:rPr>
+        <w:t>；并将使所述归一收益项与所述归一路径项的加权差最大的站位确定为本轮执行的站位。</w:t>
       </w:r>
     </w:p>
     <w:p>
